--- a/ЖурналПрактики2025.docx
+++ b/ЖурналПрактики2025.docx
@@ -1203,15 +1203,7 @@
                 <w:szCs w:val="24"/>
                 <w:u w:val="single"/>
               </w:rPr>
-              <w:t xml:space="preserve"> </w:t>
-            </w:r>
-            <w:r>
-              <w:rPr>
-                <w:sz w:val="24"/>
-                <w:szCs w:val="24"/>
-                <w:u w:val="single"/>
-              </w:rPr>
-              <w:t>Образовательный центр 806</w:t>
+              <w:t xml:space="preserve"> Образовательный центр 806</w:t>
             </w:r>
           </w:p>
         </w:tc>
@@ -1546,7 +1538,7 @@
                 <w:sz w:val="24"/>
                 <w:szCs w:val="24"/>
               </w:rPr>
-              <w:t>5</w:t>
+              <w:t>6</w:t>
             </w:r>
             <w:r>
               <w:rPr>
@@ -2029,7 +2021,6 @@
             <w:pPr>
               <w:spacing w:before="0" w:after="0" w:line="240" w:lineRule="auto"/>
               <w:ind w:left="142" w:firstLine="0"/>
-              <w:jc w:val="center"/>
               <w:rPr>
                 <w:sz w:val="24"/>
                 <w:szCs w:val="24"/>
@@ -2167,7 +2158,6 @@
             <w:pPr>
               <w:spacing w:before="0" w:after="0" w:line="240" w:lineRule="auto"/>
               <w:ind w:left="142" w:firstLine="0"/>
-              <w:jc w:val="center"/>
               <w:rPr>
                 <w:sz w:val="24"/>
                 <w:szCs w:val="24"/>
@@ -2263,7 +2253,6 @@
             <w:pPr>
               <w:spacing w:before="0" w:after="0" w:line="240" w:lineRule="auto"/>
               <w:ind w:left="142" w:firstLine="0"/>
-              <w:jc w:val="center"/>
               <w:rPr>
                 <w:sz w:val="24"/>
                 <w:szCs w:val="24"/>
@@ -2556,18 +2545,17 @@
             <w:pPr>
               <w:spacing w:before="0" w:after="0" w:line="240" w:lineRule="auto"/>
               <w:ind w:left="142" w:firstLine="0"/>
-              <w:jc w:val="center"/>
-              <w:rPr>
-                <w:sz w:val="24"/>
-                <w:szCs w:val="24"/>
-              </w:rPr>
-            </w:pPr>
-            <w:r>
-              <w:rPr>
-                <w:sz w:val="24"/>
-                <w:szCs w:val="24"/>
-              </w:rPr>
-              <w:t xml:space="preserve">Разработка программной системы, разработка интерфейса. </w:t>
+              <w:rPr>
+                <w:sz w:val="24"/>
+                <w:szCs w:val="24"/>
+              </w:rPr>
+            </w:pPr>
+            <w:r>
+              <w:rPr>
+                <w:sz w:val="24"/>
+                <w:szCs w:val="24"/>
+              </w:rPr>
+              <w:t>Реализация алгоритмов сортировок с подсчетом сравнений</w:t>
             </w:r>
           </w:p>
         </w:tc>
@@ -2652,18 +2640,17 @@
             <w:pPr>
               <w:spacing w:before="0" w:after="0" w:line="240" w:lineRule="auto"/>
               <w:ind w:left="142" w:firstLine="0"/>
-              <w:jc w:val="center"/>
-              <w:rPr>
-                <w:sz w:val="24"/>
-                <w:szCs w:val="24"/>
-              </w:rPr>
-            </w:pPr>
-            <w:r>
-              <w:rPr>
-                <w:sz w:val="24"/>
-                <w:szCs w:val="24"/>
-              </w:rPr>
-              <w:t xml:space="preserve">Отладка программ. </w:t>
+              <w:rPr>
+                <w:sz w:val="24"/>
+                <w:szCs w:val="24"/>
+              </w:rPr>
+            </w:pPr>
+            <w:r>
+              <w:rPr>
+                <w:sz w:val="24"/>
+                <w:szCs w:val="24"/>
+              </w:rPr>
+              <w:t>Построение графиков</w:t>
             </w:r>
           </w:p>
         </w:tc>
@@ -2748,7 +2735,6 @@
             <w:pPr>
               <w:spacing w:before="0" w:after="0" w:line="240" w:lineRule="auto"/>
               <w:ind w:left="142" w:firstLine="0"/>
-              <w:jc w:val="center"/>
               <w:rPr>
                 <w:sz w:val="24"/>
                 <w:szCs w:val="24"/>
@@ -2967,7 +2953,7 @@
                 <w:sz w:val="24"/>
                 <w:szCs w:val="24"/>
               </w:rPr>
-              <w:t>5</w:t>
+              <w:t>6</w:t>
             </w:r>
             <w:r>
               <w:rPr>
@@ -3216,7 +3202,7 @@
                 <w:sz w:val="24"/>
                 <w:szCs w:val="24"/>
               </w:rPr>
-              <w:t>5</w:t>
+              <w:t>6</w:t>
             </w:r>
             <w:r>
               <w:rPr>
@@ -3517,7 +3503,7 @@
                 <w:sz w:val="24"/>
                 <w:szCs w:val="24"/>
               </w:rPr>
-              <w:t>5</w:t>
+              <w:t>6</w:t>
             </w:r>
             <w:r>
               <w:rPr>
@@ -3759,7 +3745,16 @@
                 <w:szCs w:val="24"/>
                 <w:u w:val="single"/>
               </w:rPr>
-              <w:t>114СВ</w:t>
+              <w:t>209</w:t>
+            </w:r>
+            <w:r>
+              <w:rPr>
+                <w:rFonts w:ascii="Times New Roman" w:hAnsi="Times New Roman"/>
+                <w:sz w:val="24"/>
+                <w:szCs w:val="24"/>
+                <w:u w:val="single"/>
+              </w:rPr>
+              <w:t>СВ</w:t>
             </w:r>
             <w:r>
               <w:rPr>
@@ -4001,7 +3996,7 @@
                 <w:sz w:val="24"/>
                 <w:szCs w:val="24"/>
               </w:rPr>
-              <w:t>/__</w:t>
+              <w:t>/</w:t>
             </w:r>
             <w:r>
               <w:rPr>
@@ -4010,7 +4005,7 @@
                 <w:szCs w:val="24"/>
                 <w:u w:val="single"/>
               </w:rPr>
-              <w:t>________</w:t>
+              <w:t xml:space="preserve">                                      </w:t>
             </w:r>
             <w:r>
               <w:rPr>
@@ -4019,7 +4014,7 @@
                 <w:szCs w:val="24"/>
                 <w:u w:val="single"/>
               </w:rPr>
-              <w:t>________/</w:t>
+              <w:t>/</w:t>
             </w:r>
           </w:p>
         </w:tc>
@@ -4031,20 +4026,19 @@
             <w:pPr>
               <w:spacing w:before="0" w:after="0"/>
               <w:ind w:firstLine="36"/>
-              <w:jc w:val="center"/>
-              <w:rPr>
-                <w:rFonts w:ascii="Times New Roman" w:hAnsi="Times New Roman"/>
-                <w:sz w:val="24"/>
-                <w:szCs w:val="24"/>
-              </w:rPr>
-            </w:pPr>
-            <w:r>
-              <w:rPr>
-                <w:rFonts w:ascii="Times New Roman" w:hAnsi="Times New Roman"/>
-                <w:sz w:val="24"/>
-                <w:szCs w:val="24"/>
-              </w:rPr>
-              <w:t>____</w:t>
+              <w:rPr>
+                <w:rFonts w:ascii="Times New Roman" w:hAnsi="Times New Roman"/>
+                <w:sz w:val="24"/>
+                <w:szCs w:val="24"/>
+              </w:rPr>
+            </w:pPr>
+            <w:r>
+              <w:rPr>
+                <w:rFonts w:ascii="Times New Roman" w:hAnsi="Times New Roman"/>
+                <w:sz w:val="24"/>
+                <w:szCs w:val="24"/>
+              </w:rPr>
+              <w:t xml:space="preserve">             </w:t>
             </w:r>
             <w:r>
               <w:rPr>
@@ -4053,15 +4047,15 @@
                 <w:szCs w:val="24"/>
                 <w:u w:val="single"/>
               </w:rPr>
-              <w:t>30</w:t>
-            </w:r>
-            <w:r>
-              <w:rPr>
-                <w:rFonts w:ascii="Times New Roman" w:hAnsi="Times New Roman"/>
-                <w:sz w:val="24"/>
-                <w:szCs w:val="24"/>
-              </w:rPr>
-              <w:t xml:space="preserve"> </w:t>
+              <w:t>25</w:t>
+            </w:r>
+            <w:r>
+              <w:rPr>
+                <w:rFonts w:ascii="Times New Roman" w:hAnsi="Times New Roman"/>
+                <w:sz w:val="24"/>
+                <w:szCs w:val="24"/>
+              </w:rPr>
+              <w:t>_</w:t>
             </w:r>
             <w:r>
               <w:rPr>
@@ -4070,7 +4064,7 @@
                 <w:szCs w:val="24"/>
                 <w:u w:val="single"/>
               </w:rPr>
-              <w:t>_</w:t>
+              <w:t>мая</w:t>
             </w:r>
             <w:r>
               <w:rPr>
@@ -4079,24 +4073,15 @@
                 <w:szCs w:val="24"/>
                 <w:u w:val="single"/>
               </w:rPr>
-              <w:t>мая</w:t>
-            </w:r>
-            <w:r>
-              <w:rPr>
-                <w:rFonts w:ascii="Times New Roman" w:hAnsi="Times New Roman"/>
-                <w:sz w:val="24"/>
-                <w:szCs w:val="24"/>
-                <w:u w:val="single"/>
-              </w:rPr>
-              <w:t>____</w:t>
-            </w:r>
-            <w:r>
-              <w:rPr>
-                <w:rFonts w:ascii="Times New Roman" w:hAnsi="Times New Roman"/>
-                <w:sz w:val="24"/>
-                <w:szCs w:val="24"/>
-              </w:rPr>
-              <w:t xml:space="preserve"> 20</w:t>
+              <w:t xml:space="preserve"> _</w:t>
+            </w:r>
+            <w:r>
+              <w:rPr>
+                <w:rFonts w:ascii="Times New Roman" w:hAnsi="Times New Roman"/>
+                <w:sz w:val="24"/>
+                <w:szCs w:val="24"/>
+              </w:rPr>
+              <w:t>20</w:t>
             </w:r>
             <w:r>
               <w:rPr>
@@ -4112,7 +4097,7 @@
                 <w:sz w:val="24"/>
                 <w:szCs w:val="24"/>
               </w:rPr>
-              <w:t>5</w:t>
+              <w:t>6</w:t>
             </w:r>
             <w:r>
               <w:rPr>
@@ -4315,16 +4300,23 @@
         <w:t>Прохождение практики происходило в МАИ в образовательном центре 806 в период с 9 февраля по 10 мая 2026 года.</w:t>
       </w:r>
       <w:r>
-        <w:t xml:space="preserve"> </w:t>
-      </w:r>
-      <w:r>
-        <w:t>Практика выполнена в рамках подготовки выпускной квалификационной работы на тему «</w:t>
-      </w:r>
-      <w:r>
-        <w:t>©</w:t>
-      </w:r>
-      <w:r>
-        <w:t>Асимптотический анализ алгоритма сортировки Бэтчера и его сравнение с классическими методами сортировки</w:t>
+        <w:t xml:space="preserve"> Практика выполнена в рамках подготовки выпускной квалификационной работы на тему </w:t>
+      </w:r>
+      <w:proofErr w:type="spellStart"/>
+      <w:proofErr w:type="gramStart"/>
+      <w:r>
+        <w:t>ё</w:t>
+      </w:r>
+      <w:r>
+        <w:t>«</w:t>
+      </w:r>
+      <w:proofErr w:type="gramEnd"/>
+      <w:r>
+        <w:t>Асимптотический</w:t>
+      </w:r>
+      <w:proofErr w:type="spellEnd"/>
+      <w:r>
+        <w:t xml:space="preserve"> анализ алгоритма сортировки Бэтчера и его сравнение с классическими методами сортировки</w:t>
       </w:r>
       <w:r>
         <w:t>». Если в отчёте по научно-исследовательской работе основной акцент сделан на теоретических выводах и доказательствах, то в настоящем отчёте рассматривается практическая составляющая: программная реализация алгоритмов сортировки, проведение машинного эксперимента и экспериментальная проверка полученных теоретических формул.</w:t>
@@ -4355,10 +4347,7 @@
         <w:t>. Основной экспериментальный файл находится в каталоге:</w:t>
       </w:r>
       <w:r>
-        <w:t xml:space="preserve"> </w:t>
-      </w:r>
-      <w:r>
-        <w:t>`</w:t>
+        <w:t xml:space="preserve"> `</w:t>
       </w:r>
       <w:proofErr w:type="spellStart"/>
       <w:r>
@@ -5189,6 +5178,7 @@
       </w:pPr>
       <w:r>
         <w:rPr>
+          <w:noProof/>
           <w:sz w:val="28"/>
           <w:szCs w:val="28"/>
         </w:rPr>
@@ -5244,21 +5234,7 @@
           <w:sz w:val="28"/>
           <w:szCs w:val="28"/>
         </w:rPr>
-        <w:t xml:space="preserve">Рисунок </w:t>
-      </w:r>
-      <w:r>
-        <w:rPr>
-          <w:sz w:val="28"/>
-          <w:szCs w:val="28"/>
-        </w:rPr>
-        <w:t>1</w:t>
-      </w:r>
-      <w:r>
-        <w:rPr>
-          <w:sz w:val="28"/>
-          <w:szCs w:val="28"/>
-        </w:rPr>
-        <w:t xml:space="preserve"> – Фрагмент реализации операции слияния:</w:t>
+        <w:t>Рисунок 1 – Фрагмент реализации операции слияния:</w:t>
       </w:r>
     </w:p>
     <w:p>
@@ -5277,14 +5253,7 @@
           <w:sz w:val="28"/>
           <w:szCs w:val="28"/>
         </w:rPr>
-        <w:t>Для экспериментальной проверки были реализованы функции, вычисляющие теоретические значения сложности</w:t>
-      </w:r>
-      <w:r>
-        <w:rPr>
-          <w:sz w:val="28"/>
-          <w:szCs w:val="28"/>
-        </w:rPr>
-        <w:t xml:space="preserve">, </w:t>
+        <w:t xml:space="preserve">Для экспериментальной проверки были реализованы функции, вычисляющие теоретические значения сложности, </w:t>
       </w:r>
       <w:r>
         <w:rPr>
@@ -5373,21 +5342,7 @@
               <w:rFonts w:ascii="Cambria Math" w:hAnsi="Cambria Math"/>
               <w:szCs w:val="28"/>
             </w:rPr>
-            <m:t>, k=1,2,</m:t>
-          </m:r>
-          <m:r>
-            <w:rPr>
-              <w:rFonts w:ascii="Cambria Math" w:hAnsi="Cambria Math"/>
-              <w:szCs w:val="28"/>
-            </w:rPr>
-            <m:t>…</m:t>
-          </m:r>
-          <m:r>
-            <w:rPr>
-              <w:rFonts w:ascii="Cambria Math" w:hAnsi="Cambria Math"/>
-              <w:szCs w:val="28"/>
-            </w:rPr>
-            <m:t>,14.</m:t>
+            <m:t>, k=1,2,…,14.</m:t>
           </m:r>
         </m:oMath>
       </m:oMathPara>
@@ -5407,14 +5362,7 @@
           <w:szCs w:val="28"/>
         </w:rPr>
         <w:lastRenderedPageBreak/>
-        <w:t>В</w:t>
-      </w:r>
-      <w:r>
-        <w:rPr>
-          <w:bCs/>
-          <w:szCs w:val="28"/>
-        </w:rPr>
-        <w:t xml:space="preserve">ыбор степеней двойки связан с тем, что сортировка Бэтчера и битоническая сортировка в классическом виде естественно определяются для входов размера </w:t>
+        <w:t xml:space="preserve">Выбор степеней двойки связан с тем, что сортировка Бэтчера и битоническая сортировка в классическом виде естественно определяются для входов размера </w:t>
       </w:r>
       <m:oMath>
         <m:sSup>
@@ -5454,14 +5402,7 @@
           <w:bCs/>
           <w:szCs w:val="28"/>
         </w:rPr>
-        <w:t xml:space="preserve">  </w:t>
-      </w:r>
-      <w:r>
-        <w:rPr>
-          <w:bCs/>
-          <w:szCs w:val="28"/>
-        </w:rPr>
-        <w:t>.</w:t>
+        <w:t xml:space="preserve">  .</w:t>
       </w:r>
     </w:p>
     <w:p>
@@ -5580,21 +5521,7 @@
           <w:sz w:val="28"/>
           <w:szCs w:val="28"/>
         </w:rPr>
-        <w:t xml:space="preserve"> в среднем случае.</w:t>
-      </w:r>
-      <w:r>
-        <w:rPr>
-          <w:sz w:val="28"/>
-          <w:szCs w:val="28"/>
-        </w:rPr>
-        <w:t xml:space="preserve"> </w:t>
-      </w:r>
-      <w:r>
-        <w:rPr>
-          <w:sz w:val="28"/>
-          <w:szCs w:val="28"/>
-        </w:rPr>
-        <w:t xml:space="preserve">Отсортированный массив использовался для моделирования худшего случая Quick </w:t>
+        <w:t xml:space="preserve"> в среднем случае. Отсортированный массив использовался для моделирования худшего случая Quick </w:t>
       </w:r>
       <w:proofErr w:type="spellStart"/>
       <w:r>
@@ -5610,21 +5537,7 @@
           <w:sz w:val="28"/>
           <w:szCs w:val="28"/>
         </w:rPr>
-        <w:t xml:space="preserve"> при выборе первого элемента как опорного.</w:t>
-      </w:r>
-      <w:r>
-        <w:rPr>
-          <w:sz w:val="28"/>
-          <w:szCs w:val="28"/>
-        </w:rPr>
-        <w:t xml:space="preserve"> </w:t>
-      </w:r>
-      <w:r>
-        <w:rPr>
-          <w:sz w:val="28"/>
-          <w:szCs w:val="28"/>
-        </w:rPr>
-        <w:t>Обратно отсортированный массив использовался для худшего случая сортировки вставками.</w:t>
+        <w:t xml:space="preserve"> при выборе первого элемента как опорного. Обратно отсортированный массив использовался для худшего случая сортировки вставками.</w:t>
       </w:r>
     </w:p>
     <w:p>
@@ -6536,6 +6449,7 @@
       </w:pPr>
       <w:r>
         <w:rPr>
+          <w:noProof/>
           <w:szCs w:val="28"/>
         </w:rPr>
         <w:lastRenderedPageBreak/>
@@ -12229,6 +12143,7 @@
   <w:style w:type="character" w:default="1" w:styleId="a0">
     <w:name w:val="Default Paragraph Font"/>
     <w:uiPriority w:val="1"/>
+    <w:semiHidden/>
     <w:unhideWhenUsed/>
   </w:style>
   <w:style w:type="table" w:default="1" w:styleId="a1">
